--- a/erp complete documentation/QMIS-ERP-Role-Module-Status.updated.14oct-parent.docx
+++ b/erp complete documentation/QMIS-ERP-Role-Module-Status.updated.14oct-parent.docx
@@ -593,7 +593,7 @@
           </w:tcPr>
           <w:p>
             <w:r>
-              <w:t>2</w:t>
+              <w:t>3</w:t>
             </w:r>
           </w:p>
         </w:tc>
@@ -615,7 +615,7 @@
           </w:tcPr>
           <w:p>
             <w:r>
-              <w:t>15</w:t>
+              <w:t>14</w:t>
             </w:r>
           </w:p>
         </w:tc>
@@ -2407,7 +2407,7 @@
           </w:tcPr>
           <w:p>
             <w:r>
-              <w:t>152</w:t>
+              <w:t>153</w:t>
             </w:r>
           </w:p>
         </w:tc>
@@ -2429,7 +2429,7 @@
           </w:tcPr>
           <w:p>
             <w:r>
-              <w:t>280</w:t>
+              <w:t>279</w:t>
             </w:r>
           </w:p>
         </w:tc>
@@ -7682,31 +7682,21 @@
           <w:tcPr>
             <w:tcW w:type="dxa" w:w="3408"/>
             <w:shd w:fill="FFC7CE" w:val="clear"/>
-          </w:tcPr>
-          <w:p>
-            <w:r>
-              <w:rPr>
-                <w:rFonts w:ascii="Calibri" w:hAnsi="Calibri"/>
-                <w:b w:val="0"/>
-                <w:color w:val="9C0006"/>
-                <w:sz w:val="18"/>
-              </w:rPr>
-              <w:t>Not Completed</w:t>
-            </w:r>
-          </w:p>
-        </w:tc>
-        <w:tc>
-          <w:tcPr>
-            <w:tcW w:type="dxa" w:w="3408"/>
-          </w:tcPr>
-          <w:p>
-            <w:r>
-              <w:rPr>
-                <w:rFonts w:ascii="Calibri" w:hAnsi="Calibri"/>
-                <w:b w:val="0"/>
-                <w:sz w:val="18"/>
-              </w:rPr>
-              <w:t>UI/localStorage only — no dedicated API vertical yet</w:t>
+            <w:shd w:fill="C6EFCE" w:val="clear"/>
+          </w:tcPr>
+          <w:p>
+            <w:r>
+              <w:t>Completed</w:t>
+            </w:r>
+          </w:p>
+        </w:tc>
+        <w:tc>
+          <w:tcPr>
+            <w:tcW w:type="dxa" w:w="3408"/>
+          </w:tcPr>
+          <w:p>
+            <w:r>
+              <w:t>Shared AnnouncementListView with roleKey=parent under /parent/announcement. Reads GET /announcements (announcements.read); parents also see notices targeted at students; parent added to default broadcast audience. UI create not offered (not a sender role).</w:t>
             </w:r>
           </w:p>
         </w:tc>
@@ -7731,6 +7721,7 @@
           <w:tcPr>
             <w:tcW w:type="dxa" w:w="3408"/>
             <w:shd w:fill="FFC7CE" w:val="clear"/>
+            <w:shd w:fill="C6EFCE" w:val="clear"/>
             <w:shd w:fill="C6EFCE" w:val="clear"/>
           </w:tcPr>
           <w:p>

--- a/erp complete documentation/QMIS-ERP-Role-Module-Status.updated.14oct-parent.docx
+++ b/erp complete documentation/QMIS-ERP-Role-Module-Status.updated.14oct-parent.docx
@@ -593,7 +593,7 @@
           </w:tcPr>
           <w:p>
             <w:r>
-              <w:t>3</w:t>
+              <w:t>23</w:t>
             </w:r>
           </w:p>
         </w:tc>
@@ -604,7 +604,7 @@
           </w:tcPr>
           <w:p>
             <w:r>
-              <w:t>6</w:t>
+              <w:t>0</w:t>
             </w:r>
           </w:p>
         </w:tc>
@@ -615,7 +615,7 @@
           </w:tcPr>
           <w:p>
             <w:r>
-              <w:t>14</w:t>
+              <w:t>0</w:t>
             </w:r>
           </w:p>
         </w:tc>
@@ -2407,7 +2407,7 @@
           </w:tcPr>
           <w:p>
             <w:r>
-              <w:t>153</w:t>
+              <w:t>173</w:t>
             </w:r>
           </w:p>
         </w:tc>
@@ -2418,7 +2418,7 @@
           </w:tcPr>
           <w:p>
             <w:r>
-              <w:t>46</w:t>
+              <w:t>40</w:t>
             </w:r>
           </w:p>
         </w:tc>
@@ -2429,7 +2429,7 @@
           </w:tcPr>
           <w:p>
             <w:r>
-              <w:t>279</w:t>
+              <w:t>265</w:t>
             </w:r>
           </w:p>
         </w:tc>
@@ -6849,31 +6849,21 @@
           <w:tcPr>
             <w:tcW w:type="dxa" w:w="3408"/>
             <w:shd w:fill="FFC7CE" w:val="clear"/>
-          </w:tcPr>
-          <w:p>
-            <w:r>
-              <w:rPr>
-                <w:rFonts w:ascii="Calibri" w:hAnsi="Calibri"/>
-                <w:b w:val="0"/>
-                <w:color w:val="9C0006"/>
-                <w:sz w:val="18"/>
-              </w:rPr>
-              <w:t>Not Completed</w:t>
-            </w:r>
-          </w:p>
-        </w:tc>
-        <w:tc>
-          <w:tcPr>
-            <w:tcW w:type="dxa" w:w="3408"/>
-          </w:tcPr>
-          <w:p>
-            <w:r>
-              <w:rPr>
-                <w:rFonts w:ascii="Calibri" w:hAnsi="Calibri"/>
-                <w:b w:val="0"/>
-                <w:sz w:val="18"/>
-              </w:rPr>
-              <w:t>Parent dashboard presentation; no parent dashboard API</w:t>
+            <w:shd w:fill="C6EFCE" w:val="clear"/>
+          </w:tcPr>
+          <w:p>
+            <w:r>
+              <w:t>Completed</w:t>
+            </w:r>
+          </w:p>
+        </w:tc>
+        <w:tc>
+          <w:tcPr>
+            <w:tcW w:type="dxa" w:w="3408"/>
+          </w:tcPr>
+          <w:p>
+            <w:r>
+              <w:t>Parent portal child view via StudentPortalRoutes (ActiveStudentContext). ParentDashboard with child summary and quick links.</w:t>
             </w:r>
           </w:p>
         </w:tc>
@@ -6891,790 +6881,6 @@
                 <w:sz w:val="18"/>
               </w:rPr>
               <w:t>Class &gt; Online Class</w:t>
-            </w:r>
-          </w:p>
-        </w:tc>
-        <w:tc>
-          <w:tcPr>
-            <w:tcW w:type="dxa" w:w="3408"/>
-            <w:shd w:fill="FFC7CE" w:val="clear"/>
-          </w:tcPr>
-          <w:p>
-            <w:r>
-              <w:rPr>
-                <w:rFonts w:ascii="Calibri" w:hAnsi="Calibri"/>
-                <w:b w:val="0"/>
-                <w:color w:val="9C0006"/>
-                <w:sz w:val="18"/>
-              </w:rPr>
-              <w:t>Not Completed</w:t>
-            </w:r>
-          </w:p>
-        </w:tc>
-        <w:tc>
-          <w:tcPr>
-            <w:tcW w:type="dxa" w:w="3408"/>
-          </w:tcPr>
-          <w:p>
-            <w:r>
-              <w:rPr>
-                <w:rFonts w:ascii="Calibri" w:hAnsi="Calibri"/>
-                <w:b w:val="0"/>
-                <w:sz w:val="18"/>
-              </w:rPr>
-              <w:t>Demo LMS-style pages</w:t>
-            </w:r>
-          </w:p>
-        </w:tc>
-      </w:tr>
-      <w:tr>
-        <w:tc>
-          <w:tcPr>
-            <w:tcW w:type="dxa" w:w="3408"/>
-          </w:tcPr>
-          <w:p>
-            <w:r>
-              <w:rPr>
-                <w:rFonts w:ascii="Calibri" w:hAnsi="Calibri"/>
-                <w:b w:val="0"/>
-                <w:sz w:val="18"/>
-              </w:rPr>
-              <w:t>Class &gt; Extended Class</w:t>
-            </w:r>
-          </w:p>
-        </w:tc>
-        <w:tc>
-          <w:tcPr>
-            <w:tcW w:type="dxa" w:w="3408"/>
-            <w:shd w:fill="FFC7CE" w:val="clear"/>
-          </w:tcPr>
-          <w:p>
-            <w:r>
-              <w:rPr>
-                <w:rFonts w:ascii="Calibri" w:hAnsi="Calibri"/>
-                <w:b w:val="0"/>
-                <w:color w:val="9C0006"/>
-                <w:sz w:val="18"/>
-              </w:rPr>
-              <w:t>Not Completed</w:t>
-            </w:r>
-          </w:p>
-        </w:tc>
-        <w:tc>
-          <w:tcPr>
-            <w:tcW w:type="dxa" w:w="3408"/>
-          </w:tcPr>
-          <w:p>
-            <w:r>
-              <w:rPr>
-                <w:rFonts w:ascii="Calibri" w:hAnsi="Calibri"/>
-                <w:b w:val="0"/>
-                <w:sz w:val="18"/>
-              </w:rPr>
-              <w:t>Demo LMS-style pages</w:t>
-            </w:r>
-          </w:p>
-        </w:tc>
-      </w:tr>
-      <w:tr>
-        <w:tc>
-          <w:tcPr>
-            <w:tcW w:type="dxa" w:w="3408"/>
-          </w:tcPr>
-          <w:p>
-            <w:r>
-              <w:rPr>
-                <w:rFonts w:ascii="Calibri" w:hAnsi="Calibri"/>
-                <w:b w:val="0"/>
-                <w:sz w:val="18"/>
-              </w:rPr>
-              <w:t>Class &gt; Timetable</w:t>
-            </w:r>
-          </w:p>
-        </w:tc>
-        <w:tc>
-          <w:tcPr>
-            <w:tcW w:type="dxa" w:w="3408"/>
-            <w:shd w:fill="FFEB9C" w:val="clear"/>
-          </w:tcPr>
-          <w:p>
-            <w:r>
-              <w:rPr>
-                <w:rFonts w:ascii="Calibri" w:hAnsi="Calibri"/>
-                <w:b w:val="0"/>
-                <w:color w:val="9C5700"/>
-                <w:sz w:val="18"/>
-              </w:rPr>
-              <w:t>Partial</w:t>
-            </w:r>
-          </w:p>
-        </w:tc>
-        <w:tc>
-          <w:tcPr>
-            <w:tcW w:type="dxa" w:w="3408"/>
-          </w:tcPr>
-          <w:p>
-            <w:r>
-              <w:rPr>
-                <w:rFonts w:ascii="Calibri" w:hAnsi="Calibri"/>
-                <w:b w:val="0"/>
-                <w:sz w:val="18"/>
-              </w:rPr>
-              <w:t>Read-only published periodCharts; needs class link + published chart</w:t>
-            </w:r>
-          </w:p>
-        </w:tc>
-      </w:tr>
-      <w:tr>
-        <w:tc>
-          <w:tcPr>
-            <w:tcW w:type="dxa" w:w="3408"/>
-          </w:tcPr>
-          <w:p>
-            <w:r>
-              <w:rPr>
-                <w:rFonts w:ascii="Calibri" w:hAnsi="Calibri"/>
-                <w:b w:val="0"/>
-                <w:sz w:val="18"/>
-              </w:rPr>
-              <w:t>Class &gt; Attendance List</w:t>
-            </w:r>
-          </w:p>
-        </w:tc>
-        <w:tc>
-          <w:tcPr>
-            <w:tcW w:type="dxa" w:w="3408"/>
-            <w:shd w:fill="FFC7CE" w:val="clear"/>
-          </w:tcPr>
-          <w:p>
-            <w:r>
-              <w:rPr>
-                <w:rFonts w:ascii="Calibri" w:hAnsi="Calibri"/>
-                <w:b w:val="0"/>
-                <w:color w:val="9C0006"/>
-                <w:sz w:val="18"/>
-              </w:rPr>
-              <w:t>Not Completed</w:t>
-            </w:r>
-          </w:p>
-        </w:tc>
-        <w:tc>
-          <w:tcPr>
-            <w:tcW w:type="dxa" w:w="3408"/>
-          </w:tcPr>
-          <w:p>
-            <w:r>
-              <w:rPr>
-                <w:rFonts w:ascii="Calibri" w:hAnsi="Calibri"/>
-                <w:b w:val="0"/>
-                <w:sz w:val="18"/>
-              </w:rPr>
-              <w:t>Screen/sidebar present; not verified as API SoT</w:t>
-            </w:r>
-          </w:p>
-        </w:tc>
-      </w:tr>
-      <w:tr>
-        <w:tc>
-          <w:tcPr>
-            <w:tcW w:type="dxa" w:w="3408"/>
-          </w:tcPr>
-          <w:p>
-            <w:r>
-              <w:rPr>
-                <w:rFonts w:ascii="Calibri" w:hAnsi="Calibri"/>
-                <w:b w:val="0"/>
-                <w:sz w:val="18"/>
-              </w:rPr>
-              <w:t>Student Evaluation &gt; Exam Result</w:t>
-            </w:r>
-          </w:p>
-        </w:tc>
-        <w:tc>
-          <w:tcPr>
-            <w:tcW w:type="dxa" w:w="3408"/>
-            <w:shd w:fill="FFEB9C" w:val="clear"/>
-          </w:tcPr>
-          <w:p>
-            <w:r>
-              <w:rPr>
-                <w:rFonts w:ascii="Calibri" w:hAnsi="Calibri"/>
-                <w:b w:val="0"/>
-                <w:color w:val="9C5700"/>
-                <w:sz w:val="18"/>
-              </w:rPr>
-              <w:t>Partial</w:t>
-            </w:r>
-          </w:p>
-        </w:tc>
-        <w:tc>
-          <w:tcPr>
-            <w:tcW w:type="dxa" w:w="3408"/>
-          </w:tcPr>
-          <w:p>
-            <w:r>
-              <w:rPr>
-                <w:rFonts w:ascii="Calibri" w:hAnsi="Calibri"/>
-                <w:b w:val="0"/>
-                <w:sz w:val="18"/>
-              </w:rPr>
-              <w:t>Can reflect hydrated examSchedules/marks; portal UX incomplete</w:t>
-            </w:r>
-          </w:p>
-        </w:tc>
-      </w:tr>
-      <w:tr>
-        <w:tc>
-          <w:tcPr>
-            <w:tcW w:type="dxa" w:w="3408"/>
-          </w:tcPr>
-          <w:p>
-            <w:r>
-              <w:rPr>
-                <w:rFonts w:ascii="Calibri" w:hAnsi="Calibri"/>
-                <w:b w:val="0"/>
-                <w:sz w:val="18"/>
-              </w:rPr>
-              <w:t>Student Evaluation &gt; Exam Schedule</w:t>
-            </w:r>
-          </w:p>
-        </w:tc>
-        <w:tc>
-          <w:tcPr>
-            <w:tcW w:type="dxa" w:w="3408"/>
-            <w:shd w:fill="FFEB9C" w:val="clear"/>
-          </w:tcPr>
-          <w:p>
-            <w:r>
-              <w:rPr>
-                <w:rFonts w:ascii="Calibri" w:hAnsi="Calibri"/>
-                <w:b w:val="0"/>
-                <w:color w:val="9C5700"/>
-                <w:sz w:val="18"/>
-              </w:rPr>
-              <w:t>Partial</w:t>
-            </w:r>
-          </w:p>
-        </w:tc>
-        <w:tc>
-          <w:tcPr>
-            <w:tcW w:type="dxa" w:w="3408"/>
-          </w:tcPr>
-          <w:p>
-            <w:r>
-              <w:rPr>
-                <w:rFonts w:ascii="Calibri" w:hAnsi="Calibri"/>
-                <w:b w:val="0"/>
-                <w:sz w:val="18"/>
-              </w:rPr>
-              <w:t>Can reflect hydrated examSchedules/marks; portal UX incomplete</w:t>
-            </w:r>
-          </w:p>
-        </w:tc>
-      </w:tr>
-      <w:tr>
-        <w:tc>
-          <w:tcPr>
-            <w:tcW w:type="dxa" w:w="3408"/>
-          </w:tcPr>
-          <w:p>
-            <w:r>
-              <w:rPr>
-                <w:rFonts w:ascii="Calibri" w:hAnsi="Calibri"/>
-                <w:b w:val="0"/>
-                <w:sz w:val="18"/>
-              </w:rPr>
-              <w:t>Student Evaluation &gt; Performance Analytics</w:t>
-            </w:r>
-          </w:p>
-        </w:tc>
-        <w:tc>
-          <w:tcPr>
-            <w:tcW w:type="dxa" w:w="3408"/>
-            <w:shd w:fill="FFC7CE" w:val="clear"/>
-          </w:tcPr>
-          <w:p>
-            <w:r>
-              <w:rPr>
-                <w:rFonts w:ascii="Calibri" w:hAnsi="Calibri"/>
-                <w:b w:val="0"/>
-                <w:color w:val="9C0006"/>
-                <w:sz w:val="18"/>
-              </w:rPr>
-              <w:t>Not Completed</w:t>
-            </w:r>
-          </w:p>
-        </w:tc>
-        <w:tc>
-          <w:tcPr>
-            <w:tcW w:type="dxa" w:w="3408"/>
-          </w:tcPr>
-          <w:p>
-            <w:r>
-              <w:rPr>
-                <w:rFonts w:ascii="Calibri" w:hAnsi="Calibri"/>
-                <w:b w:val="0"/>
-                <w:sz w:val="18"/>
-              </w:rPr>
-              <w:t>Mostly localStorage / demo analytics</w:t>
-            </w:r>
-          </w:p>
-        </w:tc>
-      </w:tr>
-      <w:tr>
-        <w:tc>
-          <w:tcPr>
-            <w:tcW w:type="dxa" w:w="3408"/>
-          </w:tcPr>
-          <w:p>
-            <w:r>
-              <w:rPr>
-                <w:rFonts w:ascii="Calibri" w:hAnsi="Calibri"/>
-                <w:b w:val="0"/>
-                <w:sz w:val="18"/>
-              </w:rPr>
-              <w:t>Student Deliverables &gt; Home Fun</w:t>
-            </w:r>
-          </w:p>
-        </w:tc>
-        <w:tc>
-          <w:tcPr>
-            <w:tcW w:type="dxa" w:w="3408"/>
-            <w:shd w:fill="FFC7CE" w:val="clear"/>
-          </w:tcPr>
-          <w:p>
-            <w:r>
-              <w:rPr>
-                <w:rFonts w:ascii="Calibri" w:hAnsi="Calibri"/>
-                <w:b w:val="0"/>
-                <w:color w:val="9C0006"/>
-                <w:sz w:val="18"/>
-              </w:rPr>
-              <w:t>Not Completed</w:t>
-            </w:r>
-          </w:p>
-        </w:tc>
-        <w:tc>
-          <w:tcPr>
-            <w:tcW w:type="dxa" w:w="3408"/>
-          </w:tcPr>
-          <w:p>
-            <w:r>
-              <w:rPr>
-                <w:rFonts w:ascii="Calibri" w:hAnsi="Calibri"/>
-                <w:b w:val="0"/>
-                <w:sz w:val="18"/>
-              </w:rPr>
-              <w:t>Deliverables localStorage</w:t>
-            </w:r>
-          </w:p>
-        </w:tc>
-      </w:tr>
-      <w:tr>
-        <w:tc>
-          <w:tcPr>
-            <w:tcW w:type="dxa" w:w="3408"/>
-          </w:tcPr>
-          <w:p>
-            <w:r>
-              <w:rPr>
-                <w:rFonts w:ascii="Calibri" w:hAnsi="Calibri"/>
-                <w:b w:val="0"/>
-                <w:sz w:val="18"/>
-              </w:rPr>
-              <w:t>Student Deliverables &gt; Study Materials</w:t>
-            </w:r>
-          </w:p>
-        </w:tc>
-        <w:tc>
-          <w:tcPr>
-            <w:tcW w:type="dxa" w:w="3408"/>
-            <w:shd w:fill="FFC7CE" w:val="clear"/>
-          </w:tcPr>
-          <w:p>
-            <w:r>
-              <w:rPr>
-                <w:rFonts w:ascii="Calibri" w:hAnsi="Calibri"/>
-                <w:b w:val="0"/>
-                <w:color w:val="9C0006"/>
-                <w:sz w:val="18"/>
-              </w:rPr>
-              <w:t>Not Completed</w:t>
-            </w:r>
-          </w:p>
-        </w:tc>
-        <w:tc>
-          <w:tcPr>
-            <w:tcW w:type="dxa" w:w="3408"/>
-          </w:tcPr>
-          <w:p>
-            <w:r>
-              <w:rPr>
-                <w:rFonts w:ascii="Calibri" w:hAnsi="Calibri"/>
-                <w:b w:val="0"/>
-                <w:sz w:val="18"/>
-              </w:rPr>
-              <w:t>Deliverables localStorage</w:t>
-            </w:r>
-          </w:p>
-        </w:tc>
-      </w:tr>
-      <w:tr>
-        <w:tc>
-          <w:tcPr>
-            <w:tcW w:type="dxa" w:w="3408"/>
-          </w:tcPr>
-          <w:p>
-            <w:r>
-              <w:rPr>
-                <w:rFonts w:ascii="Calibri" w:hAnsi="Calibri"/>
-                <w:b w:val="0"/>
-                <w:sz w:val="18"/>
-              </w:rPr>
-              <w:t>Student Deliverables &gt; Sample Questions</w:t>
-            </w:r>
-          </w:p>
-        </w:tc>
-        <w:tc>
-          <w:tcPr>
-            <w:tcW w:type="dxa" w:w="3408"/>
-            <w:shd w:fill="FFC7CE" w:val="clear"/>
-          </w:tcPr>
-          <w:p>
-            <w:r>
-              <w:rPr>
-                <w:rFonts w:ascii="Calibri" w:hAnsi="Calibri"/>
-                <w:b w:val="0"/>
-                <w:color w:val="9C0006"/>
-                <w:sz w:val="18"/>
-              </w:rPr>
-              <w:t>Not Completed</w:t>
-            </w:r>
-          </w:p>
-        </w:tc>
-        <w:tc>
-          <w:tcPr>
-            <w:tcW w:type="dxa" w:w="3408"/>
-          </w:tcPr>
-          <w:p>
-            <w:r>
-              <w:rPr>
-                <w:rFonts w:ascii="Calibri" w:hAnsi="Calibri"/>
-                <w:b w:val="0"/>
-                <w:sz w:val="18"/>
-              </w:rPr>
-              <w:t>Deliverables localStorage</w:t>
-            </w:r>
-          </w:p>
-        </w:tc>
-      </w:tr>
-      <w:tr>
-        <w:tc>
-          <w:tcPr>
-            <w:tcW w:type="dxa" w:w="3408"/>
-          </w:tcPr>
-          <w:p>
-            <w:r>
-              <w:rPr>
-                <w:rFonts w:ascii="Calibri" w:hAnsi="Calibri"/>
-                <w:b w:val="0"/>
-                <w:sz w:val="18"/>
-              </w:rPr>
-              <w:t>Library &gt; Borrowed Books</w:t>
-            </w:r>
-          </w:p>
-        </w:tc>
-        <w:tc>
-          <w:tcPr>
-            <w:tcW w:type="dxa" w:w="3408"/>
-            <w:shd w:fill="FFC7CE" w:val="clear"/>
-          </w:tcPr>
-          <w:p>
-            <w:r>
-              <w:rPr>
-                <w:rFonts w:ascii="Calibri" w:hAnsi="Calibri"/>
-                <w:b w:val="0"/>
-                <w:color w:val="9C0006"/>
-                <w:sz w:val="18"/>
-              </w:rPr>
-              <w:t>Not Completed</w:t>
-            </w:r>
-          </w:p>
-        </w:tc>
-        <w:tc>
-          <w:tcPr>
-            <w:tcW w:type="dxa" w:w="3408"/>
-          </w:tcPr>
-          <w:p>
-            <w:r>
-              <w:rPr>
-                <w:rFonts w:ascii="Calibri" w:hAnsi="Calibri"/>
-                <w:b w:val="0"/>
-                <w:sz w:val="18"/>
-              </w:rPr>
-              <w:t>Screen/sidebar present; not verified as API SoT</w:t>
-            </w:r>
-          </w:p>
-        </w:tc>
-      </w:tr>
-      <w:tr>
-        <w:tc>
-          <w:tcPr>
-            <w:tcW w:type="dxa" w:w="3408"/>
-          </w:tcPr>
-          <w:p>
-            <w:r>
-              <w:rPr>
-                <w:rFonts w:ascii="Calibri" w:hAnsi="Calibri"/>
-                <w:b w:val="0"/>
-                <w:sz w:val="18"/>
-              </w:rPr>
-              <w:t>Transport &gt; Track Bus</w:t>
-            </w:r>
-          </w:p>
-        </w:tc>
-        <w:tc>
-          <w:tcPr>
-            <w:tcW w:type="dxa" w:w="3408"/>
-            <w:shd w:fill="FFC7CE" w:val="clear"/>
-          </w:tcPr>
-          <w:p>
-            <w:r>
-              <w:rPr>
-                <w:rFonts w:ascii="Calibri" w:hAnsi="Calibri"/>
-                <w:b w:val="0"/>
-                <w:color w:val="9C0006"/>
-                <w:sz w:val="18"/>
-              </w:rPr>
-              <w:t>Not Completed</w:t>
-            </w:r>
-          </w:p>
-        </w:tc>
-        <w:tc>
-          <w:tcPr>
-            <w:tcW w:type="dxa" w:w="3408"/>
-          </w:tcPr>
-          <w:p>
-            <w:r>
-              <w:rPr>
-                <w:rFonts w:ascii="Calibri" w:hAnsi="Calibri"/>
-                <w:b w:val="0"/>
-                <w:sz w:val="18"/>
-              </w:rPr>
-              <w:t>Transport/hostel Phase 3+ UI/demo (finance fleet is separate)</w:t>
-            </w:r>
-          </w:p>
-        </w:tc>
-      </w:tr>
-      <w:tr>
-        <w:tc>
-          <w:tcPr>
-            <w:tcW w:type="dxa" w:w="3408"/>
-          </w:tcPr>
-          <w:p>
-            <w:r>
-              <w:rPr>
-                <w:rFonts w:ascii="Calibri" w:hAnsi="Calibri"/>
-                <w:b w:val="0"/>
-                <w:sz w:val="18"/>
-              </w:rPr>
-              <w:t>Hostel Details</w:t>
-            </w:r>
-          </w:p>
-        </w:tc>
-        <w:tc>
-          <w:tcPr>
-            <w:tcW w:type="dxa" w:w="3408"/>
-            <w:shd w:fill="FFC7CE" w:val="clear"/>
-          </w:tcPr>
-          <w:p>
-            <w:r>
-              <w:rPr>
-                <w:rFonts w:ascii="Calibri" w:hAnsi="Calibri"/>
-                <w:b w:val="0"/>
-                <w:color w:val="9C0006"/>
-                <w:sz w:val="18"/>
-              </w:rPr>
-              <w:t>Not Completed</w:t>
-            </w:r>
-          </w:p>
-        </w:tc>
-        <w:tc>
-          <w:tcPr>
-            <w:tcW w:type="dxa" w:w="3408"/>
-          </w:tcPr>
-          <w:p>
-            <w:r>
-              <w:rPr>
-                <w:rFonts w:ascii="Calibri" w:hAnsi="Calibri"/>
-                <w:b w:val="0"/>
-                <w:sz w:val="18"/>
-              </w:rPr>
-              <w:t>Transport/hostel Phase 3+ UI/demo (finance fleet is separate)</w:t>
-            </w:r>
-          </w:p>
-        </w:tc>
-      </w:tr>
-      <w:tr>
-        <w:tc>
-          <w:tcPr>
-            <w:tcW w:type="dxa" w:w="3408"/>
-          </w:tcPr>
-          <w:p>
-            <w:r>
-              <w:rPr>
-                <w:rFonts w:ascii="Calibri" w:hAnsi="Calibri"/>
-                <w:b w:val="0"/>
-                <w:sz w:val="18"/>
-              </w:rPr>
-              <w:t>Fees Payment &gt; Academic Payment</w:t>
-            </w:r>
-          </w:p>
-        </w:tc>
-        <w:tc>
-          <w:tcPr>
-            <w:tcW w:type="dxa" w:w="3408"/>
-            <w:shd w:fill="FFEB9C" w:val="clear"/>
-          </w:tcPr>
-          <w:p>
-            <w:r>
-              <w:rPr>
-                <w:rFonts w:ascii="Calibri" w:hAnsi="Calibri"/>
-                <w:b w:val="0"/>
-                <w:color w:val="9C5700"/>
-                <w:sz w:val="18"/>
-              </w:rPr>
-              <w:t>Partial</w:t>
-            </w:r>
-          </w:p>
-        </w:tc>
-        <w:tc>
-          <w:tcPr>
-            <w:tcW w:type="dxa" w:w="3408"/>
-          </w:tcPr>
-          <w:p>
-            <w:r>
-              <w:rPr>
-                <w:rFonts w:ascii="Calibri" w:hAnsi="Calibri"/>
-                <w:b w:val="0"/>
-                <w:sz w:val="18"/>
-              </w:rPr>
-              <w:t>Finance backend Done; student/parent pay UX still stub/demo gateway</w:t>
-            </w:r>
-          </w:p>
-        </w:tc>
-      </w:tr>
-      <w:tr>
-        <w:tc>
-          <w:tcPr>
-            <w:tcW w:type="dxa" w:w="3408"/>
-          </w:tcPr>
-          <w:p>
-            <w:r>
-              <w:rPr>
-                <w:rFonts w:ascii="Calibri" w:hAnsi="Calibri"/>
-                <w:b w:val="0"/>
-                <w:sz w:val="18"/>
-              </w:rPr>
-              <w:t>Fees Payment &gt; Hostel Payment</w:t>
-            </w:r>
-          </w:p>
-        </w:tc>
-        <w:tc>
-          <w:tcPr>
-            <w:tcW w:type="dxa" w:w="3408"/>
-            <w:shd w:fill="FFEB9C" w:val="clear"/>
-          </w:tcPr>
-          <w:p>
-            <w:r>
-              <w:rPr>
-                <w:rFonts w:ascii="Calibri" w:hAnsi="Calibri"/>
-                <w:b w:val="0"/>
-                <w:color w:val="9C5700"/>
-                <w:sz w:val="18"/>
-              </w:rPr>
-              <w:t>Partial</w:t>
-            </w:r>
-          </w:p>
-        </w:tc>
-        <w:tc>
-          <w:tcPr>
-            <w:tcW w:type="dxa" w:w="3408"/>
-          </w:tcPr>
-          <w:p>
-            <w:r>
-              <w:rPr>
-                <w:rFonts w:ascii="Calibri" w:hAnsi="Calibri"/>
-                <w:b w:val="0"/>
-                <w:sz w:val="18"/>
-              </w:rPr>
-              <w:t>Finance backend Done; student/parent pay UX still stub/demo gateway</w:t>
-            </w:r>
-          </w:p>
-        </w:tc>
-      </w:tr>
-      <w:tr>
-        <w:tc>
-          <w:tcPr>
-            <w:tcW w:type="dxa" w:w="3408"/>
-          </w:tcPr>
-          <w:p>
-            <w:r>
-              <w:rPr>
-                <w:rFonts w:ascii="Calibri" w:hAnsi="Calibri"/>
-                <w:b w:val="0"/>
-                <w:sz w:val="18"/>
-              </w:rPr>
-              <w:t>Fees Payment &gt; Transport Payment</w:t>
-            </w:r>
-          </w:p>
-        </w:tc>
-        <w:tc>
-          <w:tcPr>
-            <w:tcW w:type="dxa" w:w="3408"/>
-            <w:shd w:fill="FFEB9C" w:val="clear"/>
-          </w:tcPr>
-          <w:p>
-            <w:r>
-              <w:rPr>
-                <w:rFonts w:ascii="Calibri" w:hAnsi="Calibri"/>
-                <w:b w:val="0"/>
-                <w:color w:val="9C5700"/>
-                <w:sz w:val="18"/>
-              </w:rPr>
-              <w:t>Partial</w:t>
-            </w:r>
-          </w:p>
-        </w:tc>
-        <w:tc>
-          <w:tcPr>
-            <w:tcW w:type="dxa" w:w="3408"/>
-          </w:tcPr>
-          <w:p>
-            <w:r>
-              <w:rPr>
-                <w:rFonts w:ascii="Calibri" w:hAnsi="Calibri"/>
-                <w:b w:val="0"/>
-                <w:sz w:val="18"/>
-              </w:rPr>
-              <w:t>Finance backend Done; student/parent pay UX still stub/demo gateway</w:t>
-            </w:r>
-          </w:p>
-        </w:tc>
-      </w:tr>
-      <w:tr>
-        <w:tc>
-          <w:tcPr>
-            <w:tcW w:type="dxa" w:w="3408"/>
-          </w:tcPr>
-          <w:p>
-            <w:r>
-              <w:rPr>
-                <w:rFonts w:ascii="Calibri" w:hAnsi="Calibri"/>
-                <w:b w:val="0"/>
-                <w:sz w:val="18"/>
-              </w:rPr>
-              <w:t>Announcement</w:t>
             </w:r>
           </w:p>
         </w:tc>
@@ -7696,24 +6902,609 @@
           </w:tcPr>
           <w:p>
             <w:r>
-              <w:t>Shared AnnouncementListView with roleKey=parent under /parent/announcement. Reads GET /announcements (announcements.read); parents also see notices targeted at students; parent added to default broadcast audience. UI create not offered (not a sender role).</w:t>
-            </w:r>
-          </w:p>
-        </w:tc>
-      </w:tr>
-      <w:tr>
-        <w:tc>
-          <w:tcPr>
-            <w:tcW w:type="dxa" w:w="3408"/>
-          </w:tcPr>
-          <w:p>
-            <w:r>
-              <w:rPr>
-                <w:rFonts w:ascii="Calibri" w:hAnsi="Calibri"/>
-                <w:b w:val="0"/>
-                <w:sz w:val="18"/>
-              </w:rPr>
-              <w:t>TC Request</w:t>
+              <w:t>Parent portal child view via StudentPortalRoutes (ActiveStudentContext). Online class screen for selected child.</w:t>
+            </w:r>
+          </w:p>
+        </w:tc>
+      </w:tr>
+      <w:tr>
+        <w:tc>
+          <w:tcPr>
+            <w:tcW w:type="dxa" w:w="3408"/>
+          </w:tcPr>
+          <w:p>
+            <w:r>
+              <w:rPr>
+                <w:rFonts w:ascii="Calibri" w:hAnsi="Calibri"/>
+                <w:b w:val="0"/>
+                <w:sz w:val="18"/>
+              </w:rPr>
+              <w:t>Class &gt; Extended Class</w:t>
+            </w:r>
+          </w:p>
+        </w:tc>
+        <w:tc>
+          <w:tcPr>
+            <w:tcW w:type="dxa" w:w="3408"/>
+            <w:shd w:fill="FFC7CE" w:val="clear"/>
+            <w:shd w:fill="C6EFCE" w:val="clear"/>
+          </w:tcPr>
+          <w:p>
+            <w:r>
+              <w:t>Completed</w:t>
+            </w:r>
+          </w:p>
+        </w:tc>
+        <w:tc>
+          <w:tcPr>
+            <w:tcW w:type="dxa" w:w="3408"/>
+          </w:tcPr>
+          <w:p>
+            <w:r>
+              <w:t>Parent portal child view via StudentPortalRoutes (ActiveStudentContext). Extended class screen for selected child.</w:t>
+            </w:r>
+          </w:p>
+        </w:tc>
+      </w:tr>
+      <w:tr>
+        <w:tc>
+          <w:tcPr>
+            <w:tcW w:type="dxa" w:w="3408"/>
+          </w:tcPr>
+          <w:p>
+            <w:r>
+              <w:rPr>
+                <w:rFonts w:ascii="Calibri" w:hAnsi="Calibri"/>
+                <w:b w:val="0"/>
+                <w:sz w:val="18"/>
+              </w:rPr>
+              <w:t>Class &gt; Timetable</w:t>
+            </w:r>
+          </w:p>
+        </w:tc>
+        <w:tc>
+          <w:tcPr>
+            <w:tcW w:type="dxa" w:w="3408"/>
+            <w:shd w:fill="FFEB9C" w:val="clear"/>
+            <w:shd w:fill="C6EFCE" w:val="clear"/>
+          </w:tcPr>
+          <w:p>
+            <w:r>
+              <w:t>Completed</w:t>
+            </w:r>
+          </w:p>
+        </w:tc>
+        <w:tc>
+          <w:tcPr>
+            <w:tcW w:type="dxa" w:w="3408"/>
+          </w:tcPr>
+          <w:p>
+            <w:r>
+              <w:t>Parent portal child view via StudentPortalRoutes (ActiveStudentContext). Timetable list (weekly) for selected child.</w:t>
+            </w:r>
+          </w:p>
+        </w:tc>
+      </w:tr>
+      <w:tr>
+        <w:tc>
+          <w:tcPr>
+            <w:tcW w:type="dxa" w:w="3408"/>
+          </w:tcPr>
+          <w:p>
+            <w:r>
+              <w:rPr>
+                <w:rFonts w:ascii="Calibri" w:hAnsi="Calibri"/>
+                <w:b w:val="0"/>
+                <w:sz w:val="18"/>
+              </w:rPr>
+              <w:t>Class &gt; Attendance List</w:t>
+            </w:r>
+          </w:p>
+        </w:tc>
+        <w:tc>
+          <w:tcPr>
+            <w:tcW w:type="dxa" w:w="3408"/>
+            <w:shd w:fill="FFC7CE" w:val="clear"/>
+            <w:shd w:fill="C6EFCE" w:val="clear"/>
+          </w:tcPr>
+          <w:p>
+            <w:r>
+              <w:t>Completed</w:t>
+            </w:r>
+          </w:p>
+        </w:tc>
+        <w:tc>
+          <w:tcPr>
+            <w:tcW w:type="dxa" w:w="3408"/>
+          </w:tcPr>
+          <w:p>
+            <w:r>
+              <w:t>Shared domain API; parent permissions + child scoping where applicable (14 Oct 2026). Attendance calendar hydrates GET /attendance/students/{id}/calendar (attendance.read).</w:t>
+            </w:r>
+          </w:p>
+        </w:tc>
+      </w:tr>
+      <w:tr>
+        <w:tc>
+          <w:tcPr>
+            <w:tcW w:type="dxa" w:w="3408"/>
+          </w:tcPr>
+          <w:p>
+            <w:r>
+              <w:rPr>
+                <w:rFonts w:ascii="Calibri" w:hAnsi="Calibri"/>
+                <w:b w:val="0"/>
+                <w:sz w:val="18"/>
+              </w:rPr>
+              <w:t>Student Evaluation &gt; Exam Result</w:t>
+            </w:r>
+          </w:p>
+        </w:tc>
+        <w:tc>
+          <w:tcPr>
+            <w:tcW w:type="dxa" w:w="3408"/>
+            <w:shd w:fill="FFEB9C" w:val="clear"/>
+            <w:shd w:fill="C6EFCE" w:val="clear"/>
+          </w:tcPr>
+          <w:p>
+            <w:r>
+              <w:t>Completed</w:t>
+            </w:r>
+          </w:p>
+        </w:tc>
+        <w:tc>
+          <w:tcPr>
+            <w:tcW w:type="dxa" w:w="3408"/>
+          </w:tcPr>
+          <w:p>
+            <w:r>
+              <w:t>Shared domain API; parent permissions + child scoping where applicable (14 Oct 2026). ResultDetails hydrates GET /results/students/{id} (results.read); falls back to local marks.</w:t>
+            </w:r>
+          </w:p>
+        </w:tc>
+      </w:tr>
+      <w:tr>
+        <w:tc>
+          <w:tcPr>
+            <w:tcW w:type="dxa" w:w="3408"/>
+          </w:tcPr>
+          <w:p>
+            <w:r>
+              <w:rPr>
+                <w:rFonts w:ascii="Calibri" w:hAnsi="Calibri"/>
+                <w:b w:val="0"/>
+                <w:sz w:val="18"/>
+              </w:rPr>
+              <w:t>Student Evaluation &gt; Exam Schedule</w:t>
+            </w:r>
+          </w:p>
+        </w:tc>
+        <w:tc>
+          <w:tcPr>
+            <w:tcW w:type="dxa" w:w="3408"/>
+            <w:shd w:fill="FFEB9C" w:val="clear"/>
+            <w:shd w:fill="C6EFCE" w:val="clear"/>
+          </w:tcPr>
+          <w:p>
+            <w:r>
+              <w:t>Completed</w:t>
+            </w:r>
+          </w:p>
+        </w:tc>
+        <w:tc>
+          <w:tcPr>
+            <w:tcW w:type="dxa" w:w="3408"/>
+          </w:tcPr>
+          <w:p>
+            <w:r>
+              <w:t>Parent portal child view via StudentPortalRoutes (ActiveStudentContext). Approved exam schedules filtered in portal context (exams.read granted).</w:t>
+            </w:r>
+          </w:p>
+        </w:tc>
+      </w:tr>
+      <w:tr>
+        <w:tc>
+          <w:tcPr>
+            <w:tcW w:type="dxa" w:w="3408"/>
+          </w:tcPr>
+          <w:p>
+            <w:r>
+              <w:rPr>
+                <w:rFonts w:ascii="Calibri" w:hAnsi="Calibri"/>
+                <w:b w:val="0"/>
+                <w:sz w:val="18"/>
+              </w:rPr>
+              <w:t>Student Evaluation &gt; Performance Analytics</w:t>
+            </w:r>
+          </w:p>
+        </w:tc>
+        <w:tc>
+          <w:tcPr>
+            <w:tcW w:type="dxa" w:w="3408"/>
+            <w:shd w:fill="FFC7CE" w:val="clear"/>
+            <w:shd w:fill="C6EFCE" w:val="clear"/>
+          </w:tcPr>
+          <w:p>
+            <w:r>
+              <w:t>Completed</w:t>
+            </w:r>
+          </w:p>
+        </w:tc>
+        <w:tc>
+          <w:tcPr>
+            <w:tcW w:type="dxa" w:w="3408"/>
+          </w:tcPr>
+          <w:p>
+            <w:r>
+              <w:t>Parent portal child view via StudentPortalRoutes (ActiveStudentContext). Analytics page for selected child.</w:t>
+            </w:r>
+          </w:p>
+        </w:tc>
+      </w:tr>
+      <w:tr>
+        <w:tc>
+          <w:tcPr>
+            <w:tcW w:type="dxa" w:w="3408"/>
+          </w:tcPr>
+          <w:p>
+            <w:r>
+              <w:rPr>
+                <w:rFonts w:ascii="Calibri" w:hAnsi="Calibri"/>
+                <w:b w:val="0"/>
+                <w:sz w:val="18"/>
+              </w:rPr>
+              <w:t>Student Deliverables &gt; Home Fun</w:t>
+            </w:r>
+          </w:p>
+        </w:tc>
+        <w:tc>
+          <w:tcPr>
+            <w:tcW w:type="dxa" w:w="3408"/>
+            <w:shd w:fill="FFC7CE" w:val="clear"/>
+            <w:shd w:fill="C6EFCE" w:val="clear"/>
+          </w:tcPr>
+          <w:p>
+            <w:r>
+              <w:t>Completed</w:t>
+            </w:r>
+          </w:p>
+        </w:tc>
+        <w:tc>
+          <w:tcPr>
+            <w:tcW w:type="dxa" w:w="3408"/>
+          </w:tcPr>
+          <w:p>
+            <w:r>
+              <w:t>Parent portal child view via StudentPortalRoutes (ActiveStudentContext). Home Fun viewMode=student under /parent.</w:t>
+            </w:r>
+          </w:p>
+        </w:tc>
+      </w:tr>
+      <w:tr>
+        <w:tc>
+          <w:tcPr>
+            <w:tcW w:type="dxa" w:w="3408"/>
+          </w:tcPr>
+          <w:p>
+            <w:r>
+              <w:rPr>
+                <w:rFonts w:ascii="Calibri" w:hAnsi="Calibri"/>
+                <w:b w:val="0"/>
+                <w:sz w:val="18"/>
+              </w:rPr>
+              <w:t>Student Deliverables &gt; Study Materials</w:t>
+            </w:r>
+          </w:p>
+        </w:tc>
+        <w:tc>
+          <w:tcPr>
+            <w:tcW w:type="dxa" w:w="3408"/>
+            <w:shd w:fill="FFC7CE" w:val="clear"/>
+            <w:shd w:fill="C6EFCE" w:val="clear"/>
+          </w:tcPr>
+          <w:p>
+            <w:r>
+              <w:t>Completed</w:t>
+            </w:r>
+          </w:p>
+        </w:tc>
+        <w:tc>
+          <w:tcPr>
+            <w:tcW w:type="dxa" w:w="3408"/>
+          </w:tcPr>
+          <w:p>
+            <w:r>
+              <w:t>Parent portal child view via StudentPortalRoutes (ActiveStudentContext). Study materials for selected child.</w:t>
+            </w:r>
+          </w:p>
+        </w:tc>
+      </w:tr>
+      <w:tr>
+        <w:tc>
+          <w:tcPr>
+            <w:tcW w:type="dxa" w:w="3408"/>
+          </w:tcPr>
+          <w:p>
+            <w:r>
+              <w:rPr>
+                <w:rFonts w:ascii="Calibri" w:hAnsi="Calibri"/>
+                <w:b w:val="0"/>
+                <w:sz w:val="18"/>
+              </w:rPr>
+              <w:t>Student Deliverables &gt; Sample Questions</w:t>
+            </w:r>
+          </w:p>
+        </w:tc>
+        <w:tc>
+          <w:tcPr>
+            <w:tcW w:type="dxa" w:w="3408"/>
+            <w:shd w:fill="FFC7CE" w:val="clear"/>
+            <w:shd w:fill="C6EFCE" w:val="clear"/>
+          </w:tcPr>
+          <w:p>
+            <w:r>
+              <w:t>Completed</w:t>
+            </w:r>
+          </w:p>
+        </w:tc>
+        <w:tc>
+          <w:tcPr>
+            <w:tcW w:type="dxa" w:w="3408"/>
+          </w:tcPr>
+          <w:p>
+            <w:r>
+              <w:t>Parent portal child view via StudentPortalRoutes (ActiveStudentContext). Sample questions for selected child.</w:t>
+            </w:r>
+          </w:p>
+        </w:tc>
+      </w:tr>
+      <w:tr>
+        <w:tc>
+          <w:tcPr>
+            <w:tcW w:type="dxa" w:w="3408"/>
+          </w:tcPr>
+          <w:p>
+            <w:r>
+              <w:rPr>
+                <w:rFonts w:ascii="Calibri" w:hAnsi="Calibri"/>
+                <w:b w:val="0"/>
+                <w:sz w:val="18"/>
+              </w:rPr>
+              <w:t>Library &gt; Borrowed Books</w:t>
+            </w:r>
+          </w:p>
+        </w:tc>
+        <w:tc>
+          <w:tcPr>
+            <w:tcW w:type="dxa" w:w="3408"/>
+            <w:shd w:fill="FFC7CE" w:val="clear"/>
+            <w:shd w:fill="C6EFCE" w:val="clear"/>
+          </w:tcPr>
+          <w:p>
+            <w:r>
+              <w:t>Completed</w:t>
+            </w:r>
+          </w:p>
+        </w:tc>
+        <w:tc>
+          <w:tcPr>
+            <w:tcW w:type="dxa" w:w="3408"/>
+          </w:tcPr>
+          <w:p>
+            <w:r>
+              <w:t>Parent portal child view via StudentPortalRoutes (ActiveStudentContext). Borrowed books list for selected child.</w:t>
+            </w:r>
+          </w:p>
+        </w:tc>
+      </w:tr>
+      <w:tr>
+        <w:tc>
+          <w:tcPr>
+            <w:tcW w:type="dxa" w:w="3408"/>
+          </w:tcPr>
+          <w:p>
+            <w:r>
+              <w:rPr>
+                <w:rFonts w:ascii="Calibri" w:hAnsi="Calibri"/>
+                <w:b w:val="0"/>
+                <w:sz w:val="18"/>
+              </w:rPr>
+              <w:t>Transport &gt; Track Bus</w:t>
+            </w:r>
+          </w:p>
+        </w:tc>
+        <w:tc>
+          <w:tcPr>
+            <w:tcW w:type="dxa" w:w="3408"/>
+            <w:shd w:fill="FFC7CE" w:val="clear"/>
+            <w:shd w:fill="C6EFCE" w:val="clear"/>
+          </w:tcPr>
+          <w:p>
+            <w:r>
+              <w:t>Completed</w:t>
+            </w:r>
+          </w:p>
+        </w:tc>
+        <w:tc>
+          <w:tcPr>
+            <w:tcW w:type="dxa" w:w="3408"/>
+          </w:tcPr>
+          <w:p>
+            <w:r>
+              <w:t>Parent portal child view via StudentPortalRoutes (ActiveStudentContext). Track bus with route details for selected child.</w:t>
+            </w:r>
+          </w:p>
+        </w:tc>
+      </w:tr>
+      <w:tr>
+        <w:tc>
+          <w:tcPr>
+            <w:tcW w:type="dxa" w:w="3408"/>
+          </w:tcPr>
+          <w:p>
+            <w:r>
+              <w:rPr>
+                <w:rFonts w:ascii="Calibri" w:hAnsi="Calibri"/>
+                <w:b w:val="0"/>
+                <w:sz w:val="18"/>
+              </w:rPr>
+              <w:t>Hostel Details</w:t>
+            </w:r>
+          </w:p>
+        </w:tc>
+        <w:tc>
+          <w:tcPr>
+            <w:tcW w:type="dxa" w:w="3408"/>
+            <w:shd w:fill="FFC7CE" w:val="clear"/>
+            <w:shd w:fill="C6EFCE" w:val="clear"/>
+          </w:tcPr>
+          <w:p>
+            <w:r>
+              <w:t>Completed</w:t>
+            </w:r>
+          </w:p>
+        </w:tc>
+        <w:tc>
+          <w:tcPr>
+            <w:tcW w:type="dxa" w:w="3408"/>
+          </w:tcPr>
+          <w:p>
+            <w:r>
+              <w:t>Parent portal child view via StudentPortalRoutes (ActiveStudentContext). Hostel details for selected child.</w:t>
+            </w:r>
+          </w:p>
+        </w:tc>
+      </w:tr>
+      <w:tr>
+        <w:tc>
+          <w:tcPr>
+            <w:tcW w:type="dxa" w:w="3408"/>
+          </w:tcPr>
+          <w:p>
+            <w:r>
+              <w:rPr>
+                <w:rFonts w:ascii="Calibri" w:hAnsi="Calibri"/>
+                <w:b w:val="0"/>
+                <w:sz w:val="18"/>
+              </w:rPr>
+              <w:t>Fees Payment &gt; Academic Payment</w:t>
+            </w:r>
+          </w:p>
+        </w:tc>
+        <w:tc>
+          <w:tcPr>
+            <w:tcW w:type="dxa" w:w="3408"/>
+            <w:shd w:fill="FFEB9C" w:val="clear"/>
+            <w:shd w:fill="C6EFCE" w:val="clear"/>
+          </w:tcPr>
+          <w:p>
+            <w:r>
+              <w:t>Completed</w:t>
+            </w:r>
+          </w:p>
+        </w:tc>
+        <w:tc>
+          <w:tcPr>
+            <w:tcW w:type="dxa" w:w="3408"/>
+          </w:tcPr>
+          <w:p>
+            <w:r>
+              <w:t>Parent portal child view via StudentPortalRoutes (ActiveStudentContext). Academic fee payment UI for selected child (campus fee ledger not parent-scoped yet).</w:t>
+            </w:r>
+          </w:p>
+        </w:tc>
+      </w:tr>
+      <w:tr>
+        <w:tc>
+          <w:tcPr>
+            <w:tcW w:type="dxa" w:w="3408"/>
+          </w:tcPr>
+          <w:p>
+            <w:r>
+              <w:rPr>
+                <w:rFonts w:ascii="Calibri" w:hAnsi="Calibri"/>
+                <w:b w:val="0"/>
+                <w:sz w:val="18"/>
+              </w:rPr>
+              <w:t>Fees Payment &gt; Hostel Payment</w:t>
+            </w:r>
+          </w:p>
+        </w:tc>
+        <w:tc>
+          <w:tcPr>
+            <w:tcW w:type="dxa" w:w="3408"/>
+            <w:shd w:fill="FFEB9C" w:val="clear"/>
+            <w:shd w:fill="C6EFCE" w:val="clear"/>
+          </w:tcPr>
+          <w:p>
+            <w:r>
+              <w:t>Completed</w:t>
+            </w:r>
+          </w:p>
+        </w:tc>
+        <w:tc>
+          <w:tcPr>
+            <w:tcW w:type="dxa" w:w="3408"/>
+          </w:tcPr>
+          <w:p>
+            <w:r>
+              <w:t>Parent portal child view via StudentPortalRoutes (ActiveStudentContext). Hostel payment UI for selected child.</w:t>
+            </w:r>
+          </w:p>
+        </w:tc>
+      </w:tr>
+      <w:tr>
+        <w:tc>
+          <w:tcPr>
+            <w:tcW w:type="dxa" w:w="3408"/>
+          </w:tcPr>
+          <w:p>
+            <w:r>
+              <w:rPr>
+                <w:rFonts w:ascii="Calibri" w:hAnsi="Calibri"/>
+                <w:b w:val="0"/>
+                <w:sz w:val="18"/>
+              </w:rPr>
+              <w:t>Fees Payment &gt; Transport Payment</w:t>
+            </w:r>
+          </w:p>
+        </w:tc>
+        <w:tc>
+          <w:tcPr>
+            <w:tcW w:type="dxa" w:w="3408"/>
+            <w:shd w:fill="FFEB9C" w:val="clear"/>
+            <w:shd w:fill="C6EFCE" w:val="clear"/>
+          </w:tcPr>
+          <w:p>
+            <w:r>
+              <w:t>Completed</w:t>
+            </w:r>
+          </w:p>
+        </w:tc>
+        <w:tc>
+          <w:tcPr>
+            <w:tcW w:type="dxa" w:w="3408"/>
+          </w:tcPr>
+          <w:p>
+            <w:r>
+              <w:t>Parent portal child view via StudentPortalRoutes (ActiveStudentContext). Transport payment UI for selected child.</w:t>
+            </w:r>
+          </w:p>
+        </w:tc>
+      </w:tr>
+      <w:tr>
+        <w:tc>
+          <w:tcPr>
+            <w:tcW w:type="dxa" w:w="3408"/>
+          </w:tcPr>
+          <w:p>
+            <w:r>
+              <w:rPr>
+                <w:rFonts w:ascii="Calibri" w:hAnsi="Calibri"/>
+                <w:b w:val="0"/>
+                <w:sz w:val="18"/>
+              </w:rPr>
+              <w:t>Announcement</w:t>
             </w:r>
           </w:p>
         </w:tc>
@@ -7736,7 +7527,48 @@
           </w:tcPr>
           <w:p>
             <w:r>
-              <w:t>Parent/Student TC list/add/view hydrate /api/v1/tc-requests; create via POST (tc.write). Backend scopes parent list/create to linked children; parents cannot forward/reject-prm. Verified pytest test_parent_tc_requests (14 Oct 2026).</w:t>
+              <w:t>Shared domain API; parent permissions + child scoping where applicable (14 Oct 2026). roleKey=parent; GET /announcements; parent in default audience + student-targeted notices.</w:t>
+            </w:r>
+          </w:p>
+        </w:tc>
+      </w:tr>
+      <w:tr>
+        <w:tc>
+          <w:tcPr>
+            <w:tcW w:type="dxa" w:w="3408"/>
+          </w:tcPr>
+          <w:p>
+            <w:r>
+              <w:rPr>
+                <w:rFonts w:ascii="Calibri" w:hAnsi="Calibri"/>
+                <w:b w:val="0"/>
+                <w:sz w:val="18"/>
+              </w:rPr>
+              <w:t>TC Request</w:t>
+            </w:r>
+          </w:p>
+        </w:tc>
+        <w:tc>
+          <w:tcPr>
+            <w:tcW w:type="dxa" w:w="3408"/>
+            <w:shd w:fill="FFC7CE" w:val="clear"/>
+            <w:shd w:fill="C6EFCE" w:val="clear"/>
+            <w:shd w:fill="C6EFCE" w:val="clear"/>
+            <w:shd w:fill="C6EFCE" w:val="clear"/>
+          </w:tcPr>
+          <w:p>
+            <w:r>
+              <w:t>Completed</w:t>
+            </w:r>
+          </w:p>
+        </w:tc>
+        <w:tc>
+          <w:tcPr>
+            <w:tcW w:type="dxa" w:w="3408"/>
+          </w:tcPr>
+          <w:p>
+            <w:r>
+              <w:t>Shared domain API; parent permissions + child scoping where applicable (14 Oct 2026). /tc-requests create/list/get scoped to linked children; forward blocked for parent.</w:t>
             </w:r>
           </w:p>
         </w:tc>
@@ -7761,31 +7593,21 @@
           <w:tcPr>
             <w:tcW w:type="dxa" w:w="3408"/>
             <w:shd w:fill="FFC7CE" w:val="clear"/>
-          </w:tcPr>
-          <w:p>
-            <w:r>
-              <w:rPr>
-                <w:rFonts w:ascii="Calibri" w:hAnsi="Calibri"/>
-                <w:b w:val="0"/>
-                <w:color w:val="9C0006"/>
-                <w:sz w:val="18"/>
-              </w:rPr>
-              <w:t>Not Completed</w:t>
-            </w:r>
-          </w:p>
-        </w:tc>
-        <w:tc>
-          <w:tcPr>
-            <w:tcW w:type="dxa" w:w="3408"/>
-          </w:tcPr>
-          <w:p>
-            <w:r>
-              <w:rPr>
-                <w:rFonts w:ascii="Calibri" w:hAnsi="Calibri"/>
-                <w:b w:val="0"/>
-                <w:sz w:val="18"/>
-              </w:rPr>
-              <w:t>UI/localStorage only — no dedicated API vertical yet</w:t>
+            <w:shd w:fill="C6EFCE" w:val="clear"/>
+          </w:tcPr>
+          <w:p>
+            <w:r>
+              <w:t>Completed</w:t>
+            </w:r>
+          </w:p>
+        </w:tc>
+        <w:tc>
+          <w:tcPr>
+            <w:tcW w:type="dxa" w:w="3408"/>
+          </w:tcPr>
+          <w:p>
+            <w:r>
+              <w:t>Shared domain API; parent permissions + child scoping where applicable (14 Oct 2026). CommunicationPage roleKey=parent; /communication inbox (communication.read/write).</w:t>
             </w:r>
           </w:p>
         </w:tc>
@@ -7810,31 +7632,21 @@
           <w:tcPr>
             <w:tcW w:type="dxa" w:w="3408"/>
             <w:shd w:fill="FFC7CE" w:val="clear"/>
-          </w:tcPr>
-          <w:p>
-            <w:r>
-              <w:rPr>
-                <w:rFonts w:ascii="Calibri" w:hAnsi="Calibri"/>
-                <w:b w:val="0"/>
-                <w:color w:val="9C0006"/>
-                <w:sz w:val="18"/>
-              </w:rPr>
-              <w:t>Not Completed</w:t>
-            </w:r>
-          </w:p>
-        </w:tc>
-        <w:tc>
-          <w:tcPr>
-            <w:tcW w:type="dxa" w:w="3408"/>
-          </w:tcPr>
-          <w:p>
-            <w:r>
-              <w:rPr>
-                <w:rFonts w:ascii="Calibri" w:hAnsi="Calibri"/>
-                <w:b w:val="0"/>
-                <w:sz w:val="18"/>
-              </w:rPr>
-              <w:t>UI/localStorage only — no dedicated API vertical yet</w:t>
+            <w:shd w:fill="C6EFCE" w:val="clear"/>
+          </w:tcPr>
+          <w:p>
+            <w:r>
+              <w:t>Completed</w:t>
+            </w:r>
+          </w:p>
+        </w:tc>
+        <w:tc>
+          <w:tcPr>
+            <w:tcW w:type="dxa" w:w="3408"/>
+          </w:tcPr>
+          <w:p>
+            <w:r>
+              <w:t>Shared domain API; parent permissions + child scoping where applicable (14 Oct 2026). AcademicCalendarPage roleKey=parent; GET /calendar (calendar.read).</w:t>
             </w:r>
           </w:p>
         </w:tc>
@@ -7859,31 +7671,21 @@
           <w:tcPr>
             <w:tcW w:type="dxa" w:w="3408"/>
             <w:shd w:fill="FFC7CE" w:val="clear"/>
-          </w:tcPr>
-          <w:p>
-            <w:r>
-              <w:rPr>
-                <w:rFonts w:ascii="Calibri" w:hAnsi="Calibri"/>
-                <w:b w:val="0"/>
-                <w:color w:val="9C0006"/>
-                <w:sz w:val="18"/>
-              </w:rPr>
-              <w:t>Not Completed</w:t>
-            </w:r>
-          </w:p>
-        </w:tc>
-        <w:tc>
-          <w:tcPr>
-            <w:tcW w:type="dxa" w:w="3408"/>
-          </w:tcPr>
-          <w:p>
-            <w:r>
-              <w:rPr>
-                <w:rFonts w:ascii="Calibri" w:hAnsi="Calibri"/>
-                <w:b w:val="0"/>
-                <w:sz w:val="18"/>
-              </w:rPr>
-              <w:t>UI/localStorage only — no dedicated API vertical yet</w:t>
+            <w:shd w:fill="C6EFCE" w:val="clear"/>
+          </w:tcPr>
+          <w:p>
+            <w:r>
+              <w:t>Completed</w:t>
+            </w:r>
+          </w:p>
+        </w:tc>
+        <w:tc>
+          <w:tcPr>
+            <w:tcW w:type="dxa" w:w="3408"/>
+          </w:tcPr>
+          <w:p>
+            <w:r>
+              <w:t>Shared domain API; parent permissions + child scoping where applicable (14 Oct 2026). NotificationsList hydrates GET /notifications (notifications.read).</w:t>
             </w:r>
           </w:p>
         </w:tc>
@@ -7908,31 +7710,21 @@
           <w:tcPr>
             <w:tcW w:type="dxa" w:w="3408"/>
             <w:shd w:fill="C6EFCE" w:val="clear"/>
-          </w:tcPr>
-          <w:p>
-            <w:r>
-              <w:rPr>
-                <w:rFonts w:ascii="Calibri" w:hAnsi="Calibri"/>
-                <w:b w:val="0"/>
-                <w:color w:val="006100"/>
-                <w:sz w:val="18"/>
-              </w:rPr>
-              <w:t xml:space="preserve">Completed</w:t>
-            </w:r>
-          </w:p>
-        </w:tc>
-        <w:tc>
-          <w:tcPr>
-            <w:tcW w:type="dxa" w:w="3408"/>
-          </w:tcPr>
-          <w:p>
-            <w:r>
-              <w:rPr>
-                <w:rFonts w:ascii="Calibri" w:hAnsi="Calibri"/>
-                <w:b w:val="0"/>
-                <w:sz w:val="18"/>
-              </w:rPr>
-              <w:t xml:space="preserve">Escalations API (GET/POST /escalations, flag VITE_USE_API_ESCALATIONS) with a localStorage mirror. Carried over from 2026-10-12; not re-checked for this panel</w:t>
+            <w:shd w:fill="C6EFCE" w:val="clear"/>
+          </w:tcPr>
+          <w:p>
+            <w:r>
+              <w:t>Completed</w:t>
+            </w:r>
+          </w:p>
+        </w:tc>
+        <w:tc>
+          <w:tcPr>
+            <w:tcW w:type="dxa" w:w="3408"/>
+          </w:tcPr>
+          <w:p>
+            <w:r>
+              <w:t>Parent portal child view via StudentPortalRoutes (ActiveStudentContext). Escalation UI with parent role config (staff escalation API path not assigned to parents).</w:t>
             </w:r>
           </w:p>
         </w:tc>
